--- a/legislation/carnet/carnet-eleve-P5.docx
+++ b/legislation/carnet/carnet-eleve-P5.docx
@@ -25,7 +25,7 @@
                     </pic:cNvPicPr>
                   </pic:nvPicPr>
                   <pic:blipFill>
-                    <a:blip r:embed="rId41" cstate="none"/>
+                    <a:blip r:embed="rId43" cstate="none"/>
                     <a:srcRect/>
                     <a:stretch>
                       <a:fillRect/>
@@ -2201,7 +2201,7 @@
           <w:sz w:val="28"/>
           <w:szCs w:val="28"/>
         </w:rPr>
-        <w:t xml:space="preserve">Ma pièce : je la prépare ici, puis je la rends</w:t>
+        <w:t xml:space="preserve">Ma pièce : brouillon ici, feuille jointe si nécessaire</w:t>
       </w:r>
     </w:p>
     <w:tbl>
@@ -2652,7 +2652,7 @@
                           </pic:cNvPicPr>
                         </pic:nvPicPr>
                         <pic:blipFill>
-                          <a:blip r:embed="rId42" cstate="none"/>
+                          <a:blip r:embed="rId44" cstate="none"/>
                           <a:srcRect/>
                           <a:stretch>
                             <a:fillRect/>
@@ -2956,7 +2956,7 @@
           <w:sz w:val="28"/>
           <w:szCs w:val="28"/>
         </w:rPr>
-        <w:t xml:space="preserve">(station, écran 1)</w:t>
+        <w:t xml:space="preserve">(source à retrouver)</w:t>
       </w:r>
     </w:p>
     <w:tbl>
@@ -3085,7 +3085,7 @@
           <w:sz w:val="28"/>
           <w:szCs w:val="28"/>
         </w:rPr>
-        <w:t xml:space="preserve">(station, écran 2)</w:t>
+        <w:t xml:space="preserve">(source à retrouver)</w:t>
       </w:r>
     </w:p>
     <w:tbl>
@@ -3214,7 +3214,7 @@
           <w:sz w:val="28"/>
           <w:szCs w:val="28"/>
         </w:rPr>
-        <w:t xml:space="preserve">(station, écran 3)</w:t>
+        <w:t xml:space="preserve">(source à retrouver)</w:t>
       </w:r>
     </w:p>
     <w:tbl>
@@ -3343,7 +3343,7 @@
           <w:sz w:val="28"/>
           <w:szCs w:val="28"/>
         </w:rPr>
-        <w:t xml:space="preserve">(station, écran 5)</w:t>
+        <w:t xml:space="preserve">(source à retrouver)</w:t>
       </w:r>
     </w:p>
     <w:tbl>
@@ -4064,7 +4064,7 @@
           <w:sz w:val="28"/>
           <w:szCs w:val="28"/>
         </w:rPr>
-        <w:t xml:space="preserve">Ma pièce : je la prépare ici, puis je la rends</w:t>
+        <w:t xml:space="preserve">Ma pièce : brouillon ici, feuille jointe si nécessaire</w:t>
       </w:r>
     </w:p>
     <w:tbl>
@@ -4515,7 +4515,7 @@
                           </pic:cNvPicPr>
                         </pic:nvPicPr>
                         <pic:blipFill>
-                          <a:blip r:embed="rId43" cstate="none"/>
+                          <a:blip r:embed="rId45" cstate="none"/>
                           <a:srcRect/>
                           <a:stretch>
                             <a:fillRect/>
@@ -4819,7 +4819,7 @@
           <w:sz w:val="28"/>
           <w:szCs w:val="28"/>
         </w:rPr>
-        <w:t xml:space="preserve">(station, écran 2)</w:t>
+        <w:t xml:space="preserve">(source à retrouver)</w:t>
       </w:r>
     </w:p>
     <w:tbl>
@@ -4948,7 +4948,7 @@
           <w:sz w:val="28"/>
           <w:szCs w:val="28"/>
         </w:rPr>
-        <w:t xml:space="preserve">(station, écran 3)</w:t>
+        <w:t xml:space="preserve">(source à retrouver)</w:t>
       </w:r>
     </w:p>
     <w:tbl>
@@ -5077,7 +5077,7 @@
           <w:sz w:val="28"/>
           <w:szCs w:val="28"/>
         </w:rPr>
-        <w:t xml:space="preserve">(station, écran 4)</w:t>
+        <w:t xml:space="preserve">(source à retrouver)</w:t>
       </w:r>
     </w:p>
     <w:tbl>
@@ -5206,7 +5206,7 @@
           <w:sz w:val="28"/>
           <w:szCs w:val="28"/>
         </w:rPr>
-        <w:t xml:space="preserve">(station, écran 6)</w:t>
+        <w:t xml:space="preserve">(source à retrouver)</w:t>
       </w:r>
     </w:p>
     <w:tbl>
@@ -5993,7 +5993,7 @@
           <w:sz w:val="28"/>
           <w:szCs w:val="28"/>
         </w:rPr>
-        <w:t xml:space="preserve">Ma pièce : je la prépare ici, puis je la rends</w:t>
+        <w:t xml:space="preserve">Ma pièce : brouillon ici, feuille jointe si nécessaire</w:t>
       </w:r>
     </w:p>
     <w:tbl>
@@ -6368,7 +6368,7 @@
                           </pic:cNvPicPr>
                         </pic:nvPicPr>
                         <pic:blipFill>
-                          <a:blip r:embed="rId44" cstate="none"/>
+                          <a:blip r:embed="rId46" cstate="none"/>
                           <a:srcRect/>
                           <a:stretch>
                             <a:fillRect/>
@@ -6672,7 +6672,7 @@
           <w:sz w:val="28"/>
           <w:szCs w:val="28"/>
         </w:rPr>
-        <w:t xml:space="preserve">(station, écran 1)</w:t>
+        <w:t xml:space="preserve">(source à retrouver)</w:t>
       </w:r>
     </w:p>
     <w:tbl>
@@ -6801,7 +6801,7 @@
           <w:sz w:val="28"/>
           <w:szCs w:val="28"/>
         </w:rPr>
-        <w:t xml:space="preserve">(station, écran 2)</w:t>
+        <w:t xml:space="preserve">(source à retrouver)</w:t>
       </w:r>
     </w:p>
     <w:tbl>
@@ -6930,7 +6930,7 @@
           <w:sz w:val="28"/>
           <w:szCs w:val="28"/>
         </w:rPr>
-        <w:t xml:space="preserve">(station, écran 3)</w:t>
+        <w:t xml:space="preserve">(source à retrouver)</w:t>
       </w:r>
     </w:p>
     <w:tbl>
@@ -7059,7 +7059,7 @@
           <w:sz w:val="28"/>
           <w:szCs w:val="28"/>
         </w:rPr>
-        <w:t xml:space="preserve">(station, écran 4)</w:t>
+        <w:t xml:space="preserve">(source à retrouver)</w:t>
       </w:r>
     </w:p>
     <w:tbl>
@@ -7846,7 +7846,7 @@
           <w:sz w:val="28"/>
           <w:szCs w:val="28"/>
         </w:rPr>
-        <w:t xml:space="preserve">Ma pièce : je la prépare ici, puis je la rends</w:t>
+        <w:t xml:space="preserve">Ma pièce : brouillon ici, feuille jointe si nécessaire</w:t>
       </w:r>
     </w:p>
     <w:tbl>
@@ -8259,7 +8259,7 @@
                           </pic:cNvPicPr>
                         </pic:nvPicPr>
                         <pic:blipFill>
-                          <a:blip r:embed="rId45" cstate="none"/>
+                          <a:blip r:embed="rId47" cstate="none"/>
                           <a:srcRect/>
                           <a:stretch>
                             <a:fillRect/>
@@ -8563,7 +8563,7 @@
           <w:sz w:val="28"/>
           <w:szCs w:val="28"/>
         </w:rPr>
-        <w:t xml:space="preserve">(station, écran 1)</w:t>
+        <w:t xml:space="preserve">(source à retrouver)</w:t>
       </w:r>
     </w:p>
     <w:tbl>
@@ -8692,7 +8692,7 @@
           <w:sz w:val="28"/>
           <w:szCs w:val="28"/>
         </w:rPr>
-        <w:t xml:space="preserve">(station, écran 2)</w:t>
+        <w:t xml:space="preserve">(source à retrouver)</w:t>
       </w:r>
     </w:p>
     <w:tbl>
@@ -8821,7 +8821,7 @@
           <w:sz w:val="28"/>
           <w:szCs w:val="28"/>
         </w:rPr>
-        <w:t xml:space="preserve">(station, écran 4)</w:t>
+        <w:t xml:space="preserve">(source à retrouver)</w:t>
       </w:r>
     </w:p>
     <w:tbl>
@@ -8950,7 +8950,7 @@
           <w:sz w:val="28"/>
           <w:szCs w:val="28"/>
         </w:rPr>
-        <w:t xml:space="preserve">(station, écran 6)</w:t>
+        <w:t xml:space="preserve">(source à retrouver)</w:t>
       </w:r>
     </w:p>
     <w:tbl>
@@ -9645,7 +9645,7 @@
           <w:sz w:val="28"/>
           <w:szCs w:val="28"/>
         </w:rPr>
-        <w:t xml:space="preserve">Ma pièce : je la prépare ici, puis je la rends</w:t>
+        <w:t xml:space="preserve">Ma pièce : brouillon ici, feuille jointe si nécessaire</w:t>
       </w:r>
     </w:p>
     <w:tbl>
@@ -10096,7 +10096,7 @@
                           </pic:cNvPicPr>
                         </pic:nvPicPr>
                         <pic:blipFill>
-                          <a:blip r:embed="rId46" cstate="none"/>
+                          <a:blip r:embed="rId48" cstate="none"/>
                           <a:srcRect/>
                           <a:stretch>
                             <a:fillRect/>
@@ -10400,7 +10400,7 @@
           <w:sz w:val="28"/>
           <w:szCs w:val="28"/>
         </w:rPr>
-        <w:t xml:space="preserve">(station, écran 1)</w:t>
+        <w:t xml:space="preserve">(source à retrouver)</w:t>
       </w:r>
     </w:p>
     <w:tbl>
@@ -10529,7 +10529,7 @@
           <w:sz w:val="28"/>
           <w:szCs w:val="28"/>
         </w:rPr>
-        <w:t xml:space="preserve">(station, écran 3)</w:t>
+        <w:t xml:space="preserve">(source à retrouver)</w:t>
       </w:r>
     </w:p>
     <w:tbl>
@@ -10658,7 +10658,7 @@
           <w:sz w:val="28"/>
           <w:szCs w:val="28"/>
         </w:rPr>
-        <w:t xml:space="preserve">(station, écran 5)</w:t>
+        <w:t xml:space="preserve">(source à retrouver)</w:t>
       </w:r>
     </w:p>
     <w:tbl>
@@ -10787,7 +10787,7 @@
           <w:sz w:val="28"/>
           <w:szCs w:val="28"/>
         </w:rPr>
-        <w:t xml:space="preserve">(station, écran 6)</w:t>
+        <w:t xml:space="preserve">(source à retrouver)</w:t>
       </w:r>
     </w:p>
     <w:tbl>
@@ -11512,7 +11512,7 @@
           <w:sz w:val="28"/>
           <w:szCs w:val="28"/>
         </w:rPr>
-        <w:t xml:space="preserve">Ma pièce : je la prépare ici, puis je la rends</w:t>
+        <w:t xml:space="preserve">Ma pièce : brouillon ici, feuille jointe si nécessaire</w:t>
       </w:r>
     </w:p>
     <w:tbl>
@@ -11925,7 +11925,7 @@
                           </pic:cNvPicPr>
                         </pic:nvPicPr>
                         <pic:blipFill>
-                          <a:blip r:embed="rId47" cstate="none"/>
+                          <a:blip r:embed="rId49" cstate="none"/>
                           <a:srcRect/>
                           <a:stretch>
                             <a:fillRect/>
@@ -12229,7 +12229,7 @@
           <w:sz w:val="28"/>
           <w:szCs w:val="28"/>
         </w:rPr>
-        <w:t xml:space="preserve">(station, écran 1)</w:t>
+        <w:t xml:space="preserve">(source à retrouver)</w:t>
       </w:r>
     </w:p>
     <w:tbl>
@@ -12358,7 +12358,7 @@
           <w:sz w:val="28"/>
           <w:szCs w:val="28"/>
         </w:rPr>
-        <w:t xml:space="preserve">(station, écran 2)</w:t>
+        <w:t xml:space="preserve">(source à retrouver)</w:t>
       </w:r>
     </w:p>
     <w:tbl>
@@ -12487,7 +12487,7 @@
           <w:sz w:val="28"/>
           <w:szCs w:val="28"/>
         </w:rPr>
-        <w:t xml:space="preserve">(station, écran 3)</w:t>
+        <w:t xml:space="preserve">(source à retrouver)</w:t>
       </w:r>
     </w:p>
     <w:tbl>
@@ -12616,7 +12616,7 @@
           <w:sz w:val="28"/>
           <w:szCs w:val="28"/>
         </w:rPr>
-        <w:t xml:space="preserve">(station, écran 6)</w:t>
+        <w:t xml:space="preserve">(source à retrouver)</w:t>
       </w:r>
     </w:p>
     <w:tbl>
@@ -13337,7 +13337,7 @@
           <w:sz w:val="28"/>
           <w:szCs w:val="28"/>
         </w:rPr>
-        <w:t xml:space="preserve">Ma pièce : je la prépare ici, puis je la rends</w:t>
+        <w:t xml:space="preserve">Ma pièce : brouillon ici, feuille jointe si nécessaire</w:t>
       </w:r>
     </w:p>
     <w:tbl>
@@ -13750,7 +13750,7 @@
                           </pic:cNvPicPr>
                         </pic:nvPicPr>
                         <pic:blipFill>
-                          <a:blip r:embed="rId48" cstate="none"/>
+                          <a:blip r:embed="rId50" cstate="none"/>
                           <a:srcRect/>
                           <a:stretch>
                             <a:fillRect/>
@@ -14054,7 +14054,7 @@
           <w:sz w:val="28"/>
           <w:szCs w:val="28"/>
         </w:rPr>
-        <w:t xml:space="preserve">(station, écran 1)</w:t>
+        <w:t xml:space="preserve">(source à retrouver)</w:t>
       </w:r>
     </w:p>
     <w:tbl>
@@ -14183,7 +14183,7 @@
           <w:sz w:val="28"/>
           <w:szCs w:val="28"/>
         </w:rPr>
-        <w:t xml:space="preserve">(station, écran 2)</w:t>
+        <w:t xml:space="preserve">(source à retrouver)</w:t>
       </w:r>
     </w:p>
     <w:tbl>
@@ -14312,7 +14312,7 @@
           <w:sz w:val="28"/>
           <w:szCs w:val="28"/>
         </w:rPr>
-        <w:t xml:space="preserve">(station, écran 3)</w:t>
+        <w:t xml:space="preserve">(source à retrouver)</w:t>
       </w:r>
     </w:p>
     <w:tbl>
@@ -14441,7 +14441,7 @@
           <w:sz w:val="28"/>
           <w:szCs w:val="28"/>
         </w:rPr>
-        <w:t xml:space="preserve">(station, écran 5)</w:t>
+        <w:t xml:space="preserve">(source à retrouver)</w:t>
       </w:r>
     </w:p>
     <w:tbl>
@@ -15174,7 +15174,7 @@
           <w:sz w:val="28"/>
           <w:szCs w:val="28"/>
         </w:rPr>
-        <w:t xml:space="preserve">Ma pièce : je la prépare ici, puis je la rends</w:t>
+        <w:t xml:space="preserve">Ma pièce : brouillon ici, feuille jointe si nécessaire</w:t>
       </w:r>
     </w:p>
     <w:tbl>
@@ -15587,7 +15587,7 @@
                           </pic:cNvPicPr>
                         </pic:nvPicPr>
                         <pic:blipFill>
-                          <a:blip r:embed="rId49" cstate="none"/>
+                          <a:blip r:embed="rId51" cstate="none"/>
                           <a:srcRect/>
                           <a:stretch>
                             <a:fillRect/>
@@ -15891,7 +15891,7 @@
           <w:sz w:val="28"/>
           <w:szCs w:val="28"/>
         </w:rPr>
-        <w:t xml:space="preserve">(station, écran 1)</w:t>
+        <w:t xml:space="preserve">(source à retrouver)</w:t>
       </w:r>
     </w:p>
     <w:tbl>
@@ -16020,7 +16020,7 @@
           <w:sz w:val="28"/>
           <w:szCs w:val="28"/>
         </w:rPr>
-        <w:t xml:space="preserve">(station, écran 4)</w:t>
+        <w:t xml:space="preserve">(source à retrouver)</w:t>
       </w:r>
     </w:p>
     <w:tbl>
@@ -16149,7 +16149,7 @@
           <w:sz w:val="28"/>
           <w:szCs w:val="28"/>
         </w:rPr>
-        <w:t xml:space="preserve">(station, écran 5)</w:t>
+        <w:t xml:space="preserve">(source à retrouver)</w:t>
       </w:r>
     </w:p>
     <w:tbl>
@@ -16278,7 +16278,7 @@
           <w:sz w:val="28"/>
           <w:szCs w:val="28"/>
         </w:rPr>
-        <w:t xml:space="preserve">(station, écran 6)</w:t>
+        <w:t xml:space="preserve">(source à retrouver)</w:t>
       </w:r>
     </w:p>
     <w:tbl>
@@ -17003,7 +17003,7 @@
           <w:sz w:val="28"/>
           <w:szCs w:val="28"/>
         </w:rPr>
-        <w:t xml:space="preserve">Ma pièce : je la prépare ici, puis je la rends</w:t>
+        <w:t xml:space="preserve">Ma pièce : brouillon ici, feuille jointe si nécessaire</w:t>
       </w:r>
     </w:p>
     <w:tbl>
@@ -17416,7 +17416,7 @@
                           </pic:cNvPicPr>
                         </pic:nvPicPr>
                         <pic:blipFill>
-                          <a:blip r:embed="rId50" cstate="none"/>
+                          <a:blip r:embed="rId52" cstate="none"/>
                           <a:srcRect/>
                           <a:stretch>
                             <a:fillRect/>
@@ -17720,7 +17720,7 @@
           <w:sz w:val="28"/>
           <w:szCs w:val="28"/>
         </w:rPr>
-        <w:t xml:space="preserve">(station, écran 3)</w:t>
+        <w:t xml:space="preserve">(source à retrouver)</w:t>
       </w:r>
     </w:p>
     <w:tbl>
@@ -17849,7 +17849,7 @@
           <w:sz w:val="28"/>
           <w:szCs w:val="28"/>
         </w:rPr>
-        <w:t xml:space="preserve">(station, écran 2)</w:t>
+        <w:t xml:space="preserve">(source à retrouver)</w:t>
       </w:r>
     </w:p>
     <w:tbl>
@@ -17978,7 +17978,7 @@
           <w:sz w:val="28"/>
           <w:szCs w:val="28"/>
         </w:rPr>
-        <w:t xml:space="preserve">(station, écran 5)</w:t>
+        <w:t xml:space="preserve">(source à retrouver)</w:t>
       </w:r>
     </w:p>
     <w:tbl>
@@ -18107,7 +18107,7 @@
           <w:sz w:val="28"/>
           <w:szCs w:val="28"/>
         </w:rPr>
-        <w:t xml:space="preserve">(station, écran 6)</w:t>
+        <w:t xml:space="preserve">(source à retrouver)</w:t>
       </w:r>
     </w:p>
     <w:tbl>
@@ -18822,7 +18822,7 @@
           <w:sz w:val="28"/>
           <w:szCs w:val="28"/>
         </w:rPr>
-        <w:t xml:space="preserve">Ma pièce : je la prépare ici, puis je la rends</w:t>
+        <w:t xml:space="preserve">Ma pièce : brouillon ici, feuille jointe si nécessaire</w:t>
       </w:r>
     </w:p>
     <w:tbl>
@@ -19273,7 +19273,7 @@
                           </pic:cNvPicPr>
                         </pic:nvPicPr>
                         <pic:blipFill>
-                          <a:blip r:embed="rId51" cstate="none"/>
+                          <a:blip r:embed="rId53" cstate="none"/>
                           <a:srcRect/>
                           <a:stretch>
                             <a:fillRect/>
@@ -19577,7 +19577,7 @@
           <w:sz w:val="28"/>
           <w:szCs w:val="28"/>
         </w:rPr>
-        <w:t xml:space="preserve">(station, écran 2)</w:t>
+        <w:t xml:space="preserve">(source à retrouver)</w:t>
       </w:r>
     </w:p>
     <w:tbl>
@@ -19706,7 +19706,7 @@
           <w:sz w:val="28"/>
           <w:szCs w:val="28"/>
         </w:rPr>
-        <w:t xml:space="preserve">(station, écran 3)</w:t>
+        <w:t xml:space="preserve">(source à retrouver)</w:t>
       </w:r>
     </w:p>
     <w:tbl>
@@ -19835,7 +19835,7 @@
           <w:sz w:val="28"/>
           <w:szCs w:val="28"/>
         </w:rPr>
-        <w:t xml:space="preserve">(station, écran 4)</w:t>
+        <w:t xml:space="preserve">(source à retrouver)</w:t>
       </w:r>
     </w:p>
     <w:tbl>
@@ -19964,7 +19964,7 @@
           <w:sz w:val="28"/>
           <w:szCs w:val="28"/>
         </w:rPr>
-        <w:t xml:space="preserve">(station, écran 5)</w:t>
+        <w:t xml:space="preserve">(source à retrouver)</w:t>
       </w:r>
     </w:p>
     <w:tbl>
@@ -20679,7 +20679,7 @@
           <w:sz w:val="28"/>
           <w:szCs w:val="28"/>
         </w:rPr>
-        <w:t xml:space="preserve">Ma pièce : je la prépare ici, puis je la rends</w:t>
+        <w:t xml:space="preserve">Ma pièce : brouillon ici, feuille jointe si nécessaire</w:t>
       </w:r>
     </w:p>
     <w:tbl>
@@ -20978,7 +20978,7 @@
                           </pic:cNvPicPr>
                         </pic:nvPicPr>
                         <pic:blipFill>
-                          <a:blip r:embed="rId52" cstate="none"/>
+                          <a:blip r:embed="rId54" cstate="none"/>
                           <a:srcRect/>
                           <a:stretch>
                             <a:fillRect/>
@@ -21282,7 +21282,7 @@
           <w:sz w:val="28"/>
           <w:szCs w:val="28"/>
         </w:rPr>
-        <w:t xml:space="preserve">(station, écran 1)</w:t>
+        <w:t xml:space="preserve">(source à retrouver)</w:t>
       </w:r>
     </w:p>
     <w:tbl>
@@ -21411,7 +21411,7 @@
           <w:sz w:val="28"/>
           <w:szCs w:val="28"/>
         </w:rPr>
-        <w:t xml:space="preserve">(station, écran 3)</w:t>
+        <w:t xml:space="preserve">(source à retrouver)</w:t>
       </w:r>
     </w:p>
     <w:tbl>
@@ -21540,7 +21540,7 @@
           <w:sz w:val="28"/>
           <w:szCs w:val="28"/>
         </w:rPr>
-        <w:t xml:space="preserve">(station, écran 5)</w:t>
+        <w:t xml:space="preserve">(source à retrouver)</w:t>
       </w:r>
     </w:p>
     <w:tbl>
@@ -21669,7 +21669,7 @@
           <w:sz w:val="28"/>
           <w:szCs w:val="28"/>
         </w:rPr>
-        <w:t xml:space="preserve">(station, écran 6)</w:t>
+        <w:t xml:space="preserve">(source à retrouver)</w:t>
       </w:r>
     </w:p>
     <w:tbl>
@@ -22370,7 +22370,7 @@
           <w:sz w:val="28"/>
           <w:szCs w:val="28"/>
         </w:rPr>
-        <w:t xml:space="preserve">Ma pièce : je la prépare ici, puis je la rends</w:t>
+        <w:t xml:space="preserve">Ma pièce : brouillon ici, feuille jointe si nécessaire</w:t>
       </w:r>
     </w:p>
     <w:tbl>
@@ -22555,7 +22555,7 @@
                           </pic:cNvPicPr>
                         </pic:nvPicPr>
                         <pic:blipFill>
-                          <a:blip r:embed="rId53" cstate="none"/>
+                          <a:blip r:embed="rId55" cstate="none"/>
                           <a:srcRect/>
                           <a:stretch>
                             <a:fillRect/>
@@ -22859,7 +22859,7 @@
           <w:sz w:val="28"/>
           <w:szCs w:val="28"/>
         </w:rPr>
-        <w:t xml:space="preserve">(station, écran 3)</w:t>
+        <w:t xml:space="preserve">(source à retrouver)</w:t>
       </w:r>
     </w:p>
     <w:tbl>
@@ -22988,7 +22988,7 @@
           <w:sz w:val="28"/>
           <w:szCs w:val="28"/>
         </w:rPr>
-        <w:t xml:space="preserve">(station, écran 4)</w:t>
+        <w:t xml:space="preserve">(source à retrouver)</w:t>
       </w:r>
     </w:p>
     <w:tbl>
@@ -23117,7 +23117,7 @@
           <w:sz w:val="28"/>
           <w:szCs w:val="28"/>
         </w:rPr>
-        <w:t xml:space="preserve">(station, écran 6)</w:t>
+        <w:t xml:space="preserve">(source à retrouver)</w:t>
       </w:r>
     </w:p>
     <w:tbl>
@@ -23246,7 +23246,7 @@
           <w:sz w:val="28"/>
           <w:szCs w:val="28"/>
         </w:rPr>
-        <w:t xml:space="preserve">(station, écran 7)</w:t>
+        <w:t xml:space="preserve">(source à retrouver)</w:t>
       </w:r>
     </w:p>
     <w:tbl>
@@ -23955,7 +23955,7 @@
           <w:sz w:val="28"/>
           <w:szCs w:val="28"/>
         </w:rPr>
-        <w:t xml:space="preserve">Ma pièce : je la prépare ici, puis je la rends</w:t>
+        <w:t xml:space="preserve">Ma pièce : brouillon ici, feuille jointe si nécessaire</w:t>
       </w:r>
     </w:p>
     <w:tbl>
@@ -24254,7 +24254,7 @@
                           </pic:cNvPicPr>
                         </pic:nvPicPr>
                         <pic:blipFill>
-                          <a:blip r:embed="rId54" cstate="none"/>
+                          <a:blip r:embed="rId56" cstate="none"/>
                           <a:srcRect/>
                           <a:stretch>
                             <a:fillRect/>
@@ -24558,7 +24558,7 @@
           <w:sz w:val="28"/>
           <w:szCs w:val="28"/>
         </w:rPr>
-        <w:t xml:space="preserve">(station, écran 1)</w:t>
+        <w:t xml:space="preserve">(source à retrouver)</w:t>
       </w:r>
     </w:p>
     <w:tbl>
@@ -24687,7 +24687,7 @@
           <w:sz w:val="28"/>
           <w:szCs w:val="28"/>
         </w:rPr>
-        <w:t xml:space="preserve">(station, écran 4)</w:t>
+        <w:t xml:space="preserve">(source à retrouver)</w:t>
       </w:r>
     </w:p>
     <w:tbl>
@@ -24816,7 +24816,7 @@
           <w:sz w:val="28"/>
           <w:szCs w:val="28"/>
         </w:rPr>
-        <w:t xml:space="preserve">(station, écran 5)</w:t>
+        <w:t xml:space="preserve">(source à retrouver)</w:t>
       </w:r>
     </w:p>
     <w:tbl>
@@ -24945,7 +24945,7 @@
           <w:sz w:val="28"/>
           <w:szCs w:val="28"/>
         </w:rPr>
-        <w:t xml:space="preserve">(station, écran 6)</w:t>
+        <w:t xml:space="preserve">(source à retrouver)</w:t>
       </w:r>
     </w:p>
     <w:tbl>
@@ -25646,7 +25646,7 @@
           <w:sz w:val="28"/>
           <w:szCs w:val="28"/>
         </w:rPr>
-        <w:t xml:space="preserve">Ma pièce : je la prépare ici, puis je la rends</w:t>
+        <w:t xml:space="preserve">Ma pièce : brouillon ici, feuille jointe si nécessaire</w:t>
       </w:r>
     </w:p>
     <w:tbl>
@@ -25831,7 +25831,7 @@
                           </pic:cNvPicPr>
                         </pic:nvPicPr>
                         <pic:blipFill>
-                          <a:blip r:embed="rId55" cstate="none"/>
+                          <a:blip r:embed="rId57" cstate="none"/>
                           <a:srcRect/>
                           <a:stretch>
                             <a:fillRect/>
@@ -26135,7 +26135,7 @@
           <w:sz w:val="28"/>
           <w:szCs w:val="28"/>
         </w:rPr>
-        <w:t xml:space="preserve">(station, écran 2)</w:t>
+        <w:t xml:space="preserve">(source à retrouver)</w:t>
       </w:r>
     </w:p>
     <w:tbl>
@@ -26264,7 +26264,7 @@
           <w:sz w:val="28"/>
           <w:szCs w:val="28"/>
         </w:rPr>
-        <w:t xml:space="preserve">(station, écran 4)</w:t>
+        <w:t xml:space="preserve">(source à retrouver)</w:t>
       </w:r>
     </w:p>
     <w:tbl>
@@ -26393,7 +26393,7 @@
           <w:sz w:val="28"/>
           <w:szCs w:val="28"/>
         </w:rPr>
-        <w:t xml:space="preserve">(station, écran 5)</w:t>
+        <w:t xml:space="preserve">(source à retrouver)</w:t>
       </w:r>
     </w:p>
     <w:tbl>
@@ -26522,7 +26522,7 @@
           <w:sz w:val="28"/>
           <w:szCs w:val="28"/>
         </w:rPr>
-        <w:t xml:space="preserve">(station, écran 6)</w:t>
+        <w:t xml:space="preserve">(source à retrouver)</w:t>
       </w:r>
     </w:p>
     <w:tbl>
@@ -27271,7 +27271,7 @@
           <w:sz w:val="28"/>
           <w:szCs w:val="28"/>
         </w:rPr>
-        <w:t xml:space="preserve">Ma pièce : je la prépare ici, puis je la rends</w:t>
+        <w:t xml:space="preserve">Ma pièce : brouillon ici, feuille jointe si nécessaire</w:t>
       </w:r>
     </w:p>
     <w:tbl>
@@ -27532,7 +27532,7 @@
                           </pic:cNvPicPr>
                         </pic:nvPicPr>
                         <pic:blipFill>
-                          <a:blip r:embed="rId56" cstate="none"/>
+                          <a:blip r:embed="rId58" cstate="none"/>
                           <a:srcRect/>
                           <a:stretch>
                             <a:fillRect/>
@@ -27836,7 +27836,7 @@
           <w:sz w:val="28"/>
           <w:szCs w:val="28"/>
         </w:rPr>
-        <w:t xml:space="preserve">(station, écran 3)</w:t>
+        <w:t xml:space="preserve">(source à retrouver)</w:t>
       </w:r>
     </w:p>
     <w:tbl>
@@ -27965,7 +27965,7 @@
           <w:sz w:val="28"/>
           <w:szCs w:val="28"/>
         </w:rPr>
-        <w:t xml:space="preserve">(station, écran 4)</w:t>
+        <w:t xml:space="preserve">(source à retrouver)</w:t>
       </w:r>
     </w:p>
     <w:tbl>
@@ -28094,7 +28094,7 @@
           <w:sz w:val="28"/>
           <w:szCs w:val="28"/>
         </w:rPr>
-        <w:t xml:space="preserve">(station, écran 5)</w:t>
+        <w:t xml:space="preserve">(source à retrouver)</w:t>
       </w:r>
     </w:p>
     <w:tbl>
@@ -28223,7 +28223,7 @@
           <w:sz w:val="28"/>
           <w:szCs w:val="28"/>
         </w:rPr>
-        <w:t xml:space="preserve">(station, écran 7)</w:t>
+        <w:t xml:space="preserve">(source à retrouver)</w:t>
       </w:r>
     </w:p>
     <w:tbl>
@@ -30169,8 +30169,412 @@
         </w:tc>
       </w:tr>
     </w:tbl>
+    <w:p>
+      <w:pPr>
+        <w:sectPr>
+          <w:footerReference w:type="default" r:id="rId39"/>
+          <w:pgSz w:w="11906" w:h="16838" w:orient="portrait"/>
+          <w:pgMar w:top="624" w:right="680" w:bottom="1191" w:left="680" w:header="708" w:footer="284" w:gutter="0"/>
+          <w:pgNumType/>
+          <w:docGrid w:linePitch="360"/>
+        </w:sectPr>
+      </w:pPr>
+    </w:p>
+    <w:p>
+      <w:pPr>
+        <w:spacing w:after="100"/>
+      </w:pPr>
+      <w:r>
+        <w:rPr>
+          <w:rFonts w:ascii="Trebuchet MS" w:cs="Trebuchet MS" w:eastAsia="Trebuchet MS" w:hAnsi="Trebuchet MS"/>
+          <w:b/>
+          <w:bCs/>
+          <w:color w:val="1B3A63"/>
+          <w:sz w:val="44"/>
+          <w:szCs w:val="44"/>
+        </w:rPr>
+        <w:t xml:space="preserve">Du cours à une décision professionnelle</w:t>
+      </w:r>
+    </w:p>
+    <w:p>
+      <w:pPr>
+        <w:spacing w:after="40" w:line="260"/>
+      </w:pPr>
+      <w:r>
+        <w:rPr>
+          <w:rFonts w:ascii="Calibri" w:cs="Calibri" w:eastAsia="Calibri" w:hAnsi="Calibri"/>
+          <w:b/>
+          <w:bCs/>
+          <w:color w:val="1B3A63"/>
+          <w:sz w:val="28"/>
+          <w:szCs w:val="28"/>
+        </w:rPr>
+        <w:t xml:space="preserve">D’où vient la situation ?</w:t>
+      </w:r>
+    </w:p>
+    <w:p>
+      <w:pPr>
+        <w:spacing w:after="40" w:line="260"/>
+      </w:pPr>
+      <w:r>
+        <w:rPr>
+          <w:rFonts w:ascii="Calibri" w:cs="Calibri" w:eastAsia="Calibri" w:hAnsi="Calibri"/>
+          <w:color w:val="10233C"/>
+          <w:sz w:val="28"/>
+          <w:szCs w:val="28"/>
+        </w:rPr>
+        <w:t xml:space="preserve">Le carnet fournit une commande fictive. Le QR ouvre le cours associé. Une mission peut rester une analyse qualitative. Si elle demande une fiche machine, un plan, un CCTP ou un relevé absent, le formateur le fournit avant l’activité, ou fait identifier les informations manquantes. On n’invente pas une donnée réelle.</w:t>
+      </w:r>
+    </w:p>
+    <w:p>
+      <w:pPr>
+        <w:spacing w:after="0" w:before="0" w:line="113" w:lineRule="exact"/>
+      </w:pPr>
+    </w:p>
+    <w:p>
+      <w:pPr>
+        <w:spacing w:after="40" w:line="260"/>
+      </w:pPr>
+      <w:r>
+        <w:rPr>
+          <w:rFonts w:ascii="Calibri" w:cs="Calibri" w:eastAsia="Calibri" w:hAnsi="Calibri"/>
+          <w:b/>
+          <w:bCs/>
+          <w:color w:val="1B3A63"/>
+          <w:sz w:val="28"/>
+          <w:szCs w:val="28"/>
+        </w:rPr>
+        <w:t xml:space="preserve">Avec un sujet de BTS ou un chantier d’alternant</w:t>
+      </w:r>
+    </w:p>
+    <w:p>
+      <w:pPr>
+        <w:spacing w:after="40" w:line="260"/>
+      </w:pPr>
+      <w:r>
+        <w:rPr>
+          <w:rFonts w:ascii="Calibri" w:cs="Calibri" w:eastAsia="Calibri" w:hAnsi="Calibri"/>
+          <w:color w:val="10233C"/>
+          <w:sz w:val="28"/>
+          <w:szCs w:val="28"/>
+        </w:rPr>
+        <w:t xml:space="preserve">Conserver l’objectif de la mission et joindre les seules annexes utiles, avec leur origine et leur date. Pour une entreprise : autorisation, anonymisation et retrait des données sensibles. Pour un sujet de BTS : vérifier l’adéquation au TP TECVC. Un corrigé ne fait pas partie du dossier élève.</w:t>
+      </w:r>
+    </w:p>
+    <w:p>
+      <w:pPr>
+        <w:spacing w:after="0" w:before="0" w:line="113" w:lineRule="exact"/>
+      </w:pPr>
+    </w:p>
+    <w:p>
+      <w:pPr>
+        <w:spacing w:after="40" w:line="260"/>
+      </w:pPr>
+      <w:r>
+        <w:rPr>
+          <w:rFonts w:ascii="Calibri" w:cs="Calibri" w:eastAsia="Calibri" w:hAnsi="Calibri"/>
+          <w:b/>
+          <w:bCs/>
+          <w:color w:val="1B3A63"/>
+          <w:sz w:val="28"/>
+          <w:szCs w:val="28"/>
+        </w:rPr>
+        <w:t xml:space="preserve">Une aide qui diminue</w:t>
+      </w:r>
+    </w:p>
+    <w:p>
+      <w:pPr>
+        <w:spacing w:after="40" w:line="260"/>
+      </w:pPr>
+      <w:r>
+        <w:rPr>
+          <w:rFonts w:ascii="Calibri" w:cs="Calibri" w:eastAsia="Calibri" w:hAnsi="Calibri"/>
+          <w:color w:val="10233C"/>
+          <w:sz w:val="28"/>
+          <w:szCs w:val="28"/>
+        </w:rPr>
+        <w:t xml:space="preserve">P1–P2 : les questions indiquent l’écran utile. P3–P5 : chercher soi-même dans le cours ; demander l’indice au professeur si nécessaire. Terminer chaque mission par une justification individuelle, sans le cours, puis expliquer ce qui changerait si une donnée du cas changeait.</w:t>
+      </w:r>
+    </w:p>
+    <w:p>
+      <w:pPr>
+        <w:spacing w:after="0" w:before="0" w:line="113" w:lineRule="exact"/>
+      </w:pPr>
+    </w:p>
+    <w:p>
+      <w:pPr>
+        <w:spacing w:after="40" w:line="260"/>
+      </w:pPr>
+      <w:r>
+        <w:rPr>
+          <w:rFonts w:ascii="Calibri" w:cs="Calibri" w:eastAsia="Calibri" w:hAnsi="Calibri"/>
+          <w:b/>
+          <w:bCs/>
+          <w:color w:val="1B3A63"/>
+          <w:sz w:val="28"/>
+          <w:szCs w:val="28"/>
+        </w:rPr>
+        <w:t xml:space="preserve">Ce qui est évalué</w:t>
+      </w:r>
+    </w:p>
+    <w:p>
+      <w:pPr>
+        <w:spacing w:after="40" w:line="260"/>
+      </w:pPr>
+      <w:r>
+        <w:rPr>
+          <w:rFonts w:ascii="Calibri" w:cs="Calibri" w:eastAsia="Calibri" w:hAnsi="Calibri"/>
+          <w:color w:val="10233C"/>
+          <w:sz w:val="28"/>
+          <w:szCs w:val="28"/>
+        </w:rPr>
+        <w:t xml:space="preserve">Quatre critères : données et limites identifiées ; source pertinente et datée ; raisonnement ou calcul vérifiable ; décision expliquée au client. Le quiz contrôle des connaissances. Le professeur apprécie séparément la production et l’autonomie avec les niveaux 0 à 4. Les badges internes ne délivrent ni diplôme ni habilitation.</w:t>
+      </w:r>
+    </w:p>
+    <w:p>
+      <w:pPr>
+        <w:spacing w:after="0" w:before="0" w:line="113" w:lineRule="exact"/>
+      </w:pPr>
+    </w:p>
+    <w:p>
+      <w:pPr>
+        <w:spacing w:after="40" w:line="260"/>
+      </w:pPr>
+      <w:r>
+        <w:rPr>
+          <w:rFonts w:ascii="Calibri" w:cs="Calibri" w:eastAsia="Calibri" w:hAnsi="Calibri"/>
+          <w:b/>
+          <w:bCs/>
+          <w:color w:val="1B3A63"/>
+          <w:sz w:val="28"/>
+          <w:szCs w:val="28"/>
+        </w:rPr>
+        <w:t xml:space="preserve">Temps et trace</w:t>
+      </w:r>
+    </w:p>
+    <w:p>
+      <w:pPr>
+        <w:spacing w:after="40" w:line="260"/>
+      </w:pPr>
+      <w:r>
+        <w:rPr>
+          <w:rFonts w:ascii="Calibri" w:cs="Calibri" w:eastAsia="Calibri" w:hAnsi="Calibri"/>
+          <w:color w:val="10233C"/>
+          <w:sz w:val="28"/>
+          <w:szCs w:val="28"/>
+        </w:rPr>
+        <w:t xml:space="preserve">Les durées des missions sont des estimations de travail guidé, pas une mesure du temps nécessaire à la maîtrise. Ajouter la recherche documentaire, la correction et l’oral. Rendre les pièces longues sur une feuille jointe : les lignes du carnet servent aussi de brouillon.</w:t>
+      </w:r>
+    </w:p>
+    <w:p>
+      <w:pPr>
+        <w:spacing w:after="0" w:before="0" w:line="113" w:lineRule="exact"/>
+      </w:pPr>
+    </w:p>
+    <w:p>
+      <w:pPr>
+        <w:sectPr>
+          <w:footerReference w:type="default" r:id="rId40"/>
+          <w:pgSz w:w="11906" w:h="16838" w:orient="portrait"/>
+          <w:pgMar w:top="624" w:right="680" w:bottom="1191" w:left="680" w:header="708" w:footer="284" w:gutter="0"/>
+          <w:pgNumType/>
+          <w:docGrid w:linePitch="360"/>
+        </w:sectPr>
+      </w:pPr>
+    </w:p>
+    <w:p>
+      <w:pPr>
+        <w:spacing w:after="100"/>
+      </w:pPr>
+      <w:r>
+        <w:rPr>
+          <w:rFonts w:ascii="Trebuchet MS" w:cs="Trebuchet MS" w:eastAsia="Trebuchet MS" w:hAnsi="Trebuchet MS"/>
+          <w:b/>
+          <w:bCs/>
+          <w:color w:val="1B3A63"/>
+          <w:sz w:val="44"/>
+          <w:szCs w:val="44"/>
+        </w:rPr>
+        <w:t xml:space="preserve">Mission finale : défendre un conseil au client</w:t>
+      </w:r>
+    </w:p>
+    <w:p>
+      <w:pPr>
+        <w:spacing w:after="40" w:line="260"/>
+      </w:pPr>
+      <w:r>
+        <w:rPr>
+          <w:rFonts w:ascii="Calibri" w:cs="Calibri" w:eastAsia="Calibri" w:hAnsi="Calibri"/>
+          <w:b/>
+          <w:bCs/>
+          <w:color w:val="1B3A63"/>
+          <w:sz w:val="28"/>
+          <w:szCs w:val="28"/>
+        </w:rPr>
+        <w:t xml:space="preserve">La commande et les ressources</w:t>
+      </w:r>
+    </w:p>
+    <w:p>
+      <w:pPr>
+        <w:spacing w:after="40" w:line="260"/>
+      </w:pPr>
+      <w:r>
+        <w:rPr>
+          <w:rFonts w:ascii="Calibri" w:cs="Calibri" w:eastAsia="Calibri" w:hAnsi="Calibri"/>
+          <w:color w:val="10233C"/>
+          <w:sz w:val="28"/>
+          <w:szCs w:val="28"/>
+        </w:rPr>
+        <w:t xml:space="preserve">Reprendre le cas fictif PAC chez le voisin, avec ses deux implantations et ses données de calcul. Le propriétaire demande une recommandation compréhensible, les points à vérifier avant travaux et les limites de l’étude. Utiliser le carnet, les cours et leurs sources. Ce dossier réglementaire ne remplace pas le dimensionnement complet d’une installation.</w:t>
+      </w:r>
+    </w:p>
+    <w:p>
+      <w:pPr>
+        <w:spacing w:after="0" w:before="0" w:line="113" w:lineRule="exact"/>
+      </w:pPr>
+    </w:p>
+    <w:p>
+      <w:pPr>
+        <w:spacing w:after="40" w:line="260"/>
+      </w:pPr>
+      <w:r>
+        <w:rPr>
+          <w:rFonts w:ascii="Calibri" w:cs="Calibri" w:eastAsia="Calibri" w:hAnsi="Calibri"/>
+          <w:b/>
+          <w:bCs/>
+          <w:color w:val="1B3A63"/>
+          <w:sz w:val="28"/>
+          <w:szCs w:val="28"/>
+        </w:rPr>
+        <w:t xml:space="preserve">Le travail demandé</w:t>
+      </w:r>
+    </w:p>
+    <w:p>
+      <w:pPr>
+        <w:spacing w:after="40" w:line="260"/>
+      </w:pPr>
+      <w:r>
+        <w:rPr>
+          <w:rFonts w:ascii="Calibri" w:cs="Calibri" w:eastAsia="Calibri" w:hAnsi="Calibri"/>
+          <w:color w:val="10233C"/>
+          <w:sz w:val="28"/>
+          <w:szCs w:val="28"/>
+        </w:rPr>
+        <w:t xml:space="preserve">Préparer individuellement trois pages maximum : 1) schéma d’implantation des deux options et hypothèses ; 2) comparaison acoustique chiffrée et conseil argumenté ; 3) vérifications à effectuer pour les intervenants, le fluide, les déchets et les formalités. Distinguer faits disponibles, hypothèses et pièces à demander. Ne pas appliquer automatiquement la RE2020 à ce remplacement dans l’existant.</w:t>
+      </w:r>
+    </w:p>
+    <w:p>
+      <w:pPr>
+        <w:spacing w:after="0" w:before="0" w:line="113" w:lineRule="exact"/>
+      </w:pPr>
+    </w:p>
+    <w:p>
+      <w:pPr>
+        <w:spacing w:after="40" w:line="260"/>
+      </w:pPr>
+      <w:r>
+        <w:rPr>
+          <w:rFonts w:ascii="Calibri" w:cs="Calibri" w:eastAsia="Calibri" w:hAnsi="Calibri"/>
+          <w:b/>
+          <w:bCs/>
+          <w:color w:val="1B3A63"/>
+          <w:sz w:val="28"/>
+          <w:szCs w:val="28"/>
+        </w:rPr>
+        <w:t xml:space="preserve">Le déroulement</w:t>
+      </w:r>
+    </w:p>
+    <w:p>
+      <w:pPr>
+        <w:spacing w:after="40" w:line="260"/>
+      </w:pPr>
+      <w:r>
+        <w:rPr>
+          <w:rFonts w:ascii="Calibri" w:cs="Calibri" w:eastAsia="Calibri" w:hAnsi="Calibri"/>
+          <w:color w:val="10233C"/>
+          <w:sz w:val="28"/>
+          <w:szCs w:val="28"/>
+        </w:rPr>
+        <w:t xml:space="preserve">Prévoir deux heures de préparation après les missions utiles, puis cinq minutes de présentation et cinq minutes d’échange par élève. Le formateur peut adapter cette durée. Pendant l’oral, il change une donnée du cas : l’élève explique ce qu’il faut recalculer ou revérifier, sans recevoir la solution.</w:t>
+      </w:r>
+    </w:p>
+    <w:p>
+      <w:pPr>
+        <w:spacing w:after="0" w:before="0" w:line="113" w:lineRule="exact"/>
+      </w:pPr>
+    </w:p>
+    <w:p>
+      <w:pPr>
+        <w:spacing w:after="40" w:line="260"/>
+      </w:pPr>
+      <w:r>
+        <w:rPr>
+          <w:rFonts w:ascii="Calibri" w:cs="Calibri" w:eastAsia="Calibri" w:hAnsi="Calibri"/>
+          <w:b/>
+          <w:bCs/>
+          <w:color w:val="1B3A63"/>
+          <w:sz w:val="28"/>
+          <w:szCs w:val="28"/>
+        </w:rPr>
+        <w:t xml:space="preserve">Les critères de réussite</w:t>
+      </w:r>
+    </w:p>
+    <w:p>
+      <w:pPr>
+        <w:spacing w:after="40" w:line="260"/>
+      </w:pPr>
+      <w:r>
+        <w:rPr>
+          <w:rFonts w:ascii="Calibri" w:cs="Calibri" w:eastAsia="Calibri" w:hAnsi="Calibri"/>
+          <w:color w:val="10233C"/>
+          <w:sz w:val="28"/>
+          <w:szCs w:val="28"/>
+        </w:rPr>
+        <w:t xml:space="preserve">Identifier Lw et Lp, montrer la comparaison des implantations et le calcul logarithmique, ne pas transformer une estimation en garantie réglementaire, proposer les vérifications pertinentes et répondre au changement de donnée. Positionner chacun des quatre critères de la page précédente de 0 à 4 ; garder la preuve individuelle et les aides reçues.</w:t>
+      </w:r>
+    </w:p>
+    <w:p>
+      <w:pPr>
+        <w:spacing w:after="0" w:before="0" w:line="113" w:lineRule="exact"/>
+      </w:pPr>
+    </w:p>
+    <w:p>
+      <w:pPr>
+        <w:spacing w:after="40" w:line="260"/>
+      </w:pPr>
+      <w:r>
+        <w:rPr>
+          <w:rFonts w:ascii="Calibri" w:cs="Calibri" w:eastAsia="Calibri" w:hAnsi="Calibri"/>
+          <w:b/>
+          <w:bCs/>
+          <w:color w:val="1B3A63"/>
+          <w:sz w:val="28"/>
+          <w:szCs w:val="28"/>
+        </w:rPr>
+        <w:t xml:space="preserve">Le lien avec le TP TECVC</w:t>
+      </w:r>
+    </w:p>
+    <w:p>
+      <w:pPr>
+        <w:spacing w:after="40" w:line="260"/>
+      </w:pPr>
+      <w:r>
+        <w:rPr>
+          <w:rFonts w:ascii="Calibri" w:cs="Calibri" w:eastAsia="Calibri" w:hAnsi="Calibri"/>
+          <w:color w:val="10233C"/>
+          <w:sz w:val="28"/>
+          <w:szCs w:val="28"/>
+        </w:rPr>
+        <w:t xml:space="preserve">Cette activité apporte des éléments sur l’implantation et la justification de choix CVC. Une simple note réglementaire ne prouve pas à elle seule la maîtrise complète des CP du référentiel. Le professeur croise ces observations avec les études techniques et les autres évaluations de la formation.</w:t>
+      </w:r>
+    </w:p>
+    <w:p>
+      <w:pPr>
+        <w:spacing w:after="0" w:before="0" w:line="113" w:lineRule="exact"/>
+      </w:pPr>
+    </w:p>
     <w:sectPr>
-      <w:footerReference w:type="default" r:id="rId39"/>
+      <w:footerReference w:type="default" r:id="rId41"/>
       <w:pgSz w:w="11906" w:h="16838" w:orient="portrait"/>
       <w:pgMar w:top="624" w:right="680" w:bottom="1191" w:left="680" w:header="708" w:footer="284" w:gutter="0"/>
       <w:pgNumType/>
@@ -31589,6 +31993,104 @@
 </w:ftr>
 </file>
 
+<file path=word/footer35.xml><?xml version="1.0" encoding="utf-8"?>
+<w:ftr xmlns:wpc="http://schemas.microsoft.com/office/word/2010/wordprocessingCanvas" xmlns:mc="http://schemas.openxmlformats.org/markup-compatibility/2006" xmlns:o="urn:schemas-microsoft-com:office:office" xmlns:r="http://schemas.openxmlformats.org/officeDocument/2006/relationships" xmlns:m="http://schemas.openxmlformats.org/officeDocument/2006/math" xmlns:v="urn:schemas-microsoft-com:vml" xmlns:wp14="http://schemas.microsoft.com/office/word/2010/wordprocessingDrawing" xmlns:wp="http://schemas.openxmlformats.org/drawingml/2006/wordprocessingDrawing" xmlns:w10="urn:schemas-microsoft-com:office:word" xmlns:w="http://schemas.openxmlformats.org/wordprocessingml/2006/main" xmlns:w14="http://schemas.microsoft.com/office/word/2010/wordml" xmlns:w15="http://schemas.microsoft.com/office/word/2012/wordml" xmlns:wpg="http://schemas.microsoft.com/office/word/2010/wordprocessingGroup" xmlns:wpi="http://schemas.microsoft.com/office/word/2010/wordprocessingInk" xmlns:wne="http://schemas.microsoft.com/office/word/2006/wordml" xmlns:wps="http://schemas.microsoft.com/office/word/2010/wordprocessingShape">
+  <w:p>
+    <w:pPr>
+      <w:pBdr>
+        <w:top w:val="single" w:color="E8914A" w:sz="8" w:space="3"/>
+      </w:pBdr>
+      <w:spacing w:after="0"/>
+    </w:pPr>
+    <w:r>
+      <w:rPr>
+        <w:rFonts w:ascii="Calibri" w:cs="Calibri" w:eastAsia="Calibri" w:hAnsi="Calibri"/>
+        <w:b/>
+        <w:bCs/>
+        <w:color w:val="1B3A63"/>
+        <w:sz w:val="28"/>
+        <w:szCs w:val="28"/>
+      </w:rPr>
+      <w:t xml:space="preserve">TP TECVC · critères et autonomie</w:t>
+    </w:r>
+  </w:p>
+  <w:p>
+    <w:pPr>
+      <w:tabs>
+        <w:tab w:val="right" w:pos="10546"/>
+      </w:tabs>
+    </w:pPr>
+    <w:r>
+      <w:rPr>
+        <w:rFonts w:ascii="Calibri" w:cs="Calibri" w:eastAsia="Calibri" w:hAnsi="Calibri"/>
+        <w:color w:val="56657A"/>
+        <w:sz w:val="28"/>
+        <w:szCs w:val="28"/>
+      </w:rPr>
+      <w:t xml:space="preserve">inerWeb · Législation · Clim’Études Sud</w:t>
+    </w:r>
+    <w:r>
+      <w:rPr>
+        <w:rFonts w:ascii="Calibri" w:cs="Calibri" w:eastAsia="Calibri" w:hAnsi="Calibri"/>
+        <w:color w:val="56657A"/>
+        <w:sz w:val="28"/>
+        <w:szCs w:val="28"/>
+      </w:rPr>
+      <w:t xml:space="preserve">	guide pédagogique</w:t>
+    </w:r>
+  </w:p>
+</w:ftr>
+</file>
+
+<file path=word/footer36.xml><?xml version="1.0" encoding="utf-8"?>
+<w:ftr xmlns:wpc="http://schemas.microsoft.com/office/word/2010/wordprocessingCanvas" xmlns:mc="http://schemas.openxmlformats.org/markup-compatibility/2006" xmlns:o="urn:schemas-microsoft-com:office:office" xmlns:r="http://schemas.openxmlformats.org/officeDocument/2006/relationships" xmlns:m="http://schemas.openxmlformats.org/officeDocument/2006/math" xmlns:v="urn:schemas-microsoft-com:vml" xmlns:wp14="http://schemas.microsoft.com/office/word/2010/wordprocessingDrawing" xmlns:wp="http://schemas.openxmlformats.org/drawingml/2006/wordprocessingDrawing" xmlns:w10="urn:schemas-microsoft-com:office:word" xmlns:w="http://schemas.openxmlformats.org/wordprocessingml/2006/main" xmlns:w14="http://schemas.microsoft.com/office/word/2010/wordml" xmlns:w15="http://schemas.microsoft.com/office/word/2012/wordml" xmlns:wpg="http://schemas.microsoft.com/office/word/2010/wordprocessingGroup" xmlns:wpi="http://schemas.microsoft.com/office/word/2010/wordprocessingInk" xmlns:wne="http://schemas.microsoft.com/office/word/2006/wordml" xmlns:wps="http://schemas.microsoft.com/office/word/2010/wordprocessingShape">
+  <w:p>
+    <w:pPr>
+      <w:pBdr>
+        <w:top w:val="single" w:color="E8914A" w:sz="8" w:space="3"/>
+      </w:pBdr>
+      <w:spacing w:after="0"/>
+    </w:pPr>
+    <w:r>
+      <w:rPr>
+        <w:rFonts w:ascii="Calibri" w:cs="Calibri" w:eastAsia="Calibri" w:hAnsi="Calibri"/>
+        <w:b/>
+        <w:bCs/>
+        <w:color w:val="1B3A63"/>
+        <w:sz w:val="28"/>
+        <w:szCs w:val="28"/>
+      </w:rPr>
+      <w:t xml:space="preserve">TP TECVC · critères et autonomie</w:t>
+    </w:r>
+  </w:p>
+  <w:p>
+    <w:pPr>
+      <w:tabs>
+        <w:tab w:val="right" w:pos="10546"/>
+      </w:tabs>
+    </w:pPr>
+    <w:r>
+      <w:rPr>
+        <w:rFonts w:ascii="Calibri" w:cs="Calibri" w:eastAsia="Calibri" w:hAnsi="Calibri"/>
+        <w:color w:val="56657A"/>
+        <w:sz w:val="28"/>
+        <w:szCs w:val="28"/>
+      </w:rPr>
+      <w:t xml:space="preserve">inerWeb · Législation · Clim’Études Sud</w:t>
+    </w:r>
+    <w:r>
+      <w:rPr>
+        <w:rFonts w:ascii="Calibri" w:cs="Calibri" w:eastAsia="Calibri" w:hAnsi="Calibri"/>
+        <w:color w:val="56657A"/>
+        <w:sz w:val="28"/>
+        <w:szCs w:val="28"/>
+      </w:rPr>
+      <w:t xml:space="preserve">	guide pédagogique</w:t>
+    </w:r>
+  </w:p>
+</w:ftr>
+</file>
+
 <file path=word/footer4.xml><?xml version="1.0" encoding="utf-8"?>
 <w:ftr xmlns:wpc="http://schemas.microsoft.com/office/word/2010/wordprocessingCanvas" xmlns:mc="http://schemas.openxmlformats.org/markup-compatibility/2006" xmlns:o="urn:schemas-microsoft-com:office:office" xmlns:r="http://schemas.openxmlformats.org/officeDocument/2006/relationships" xmlns:m="http://schemas.openxmlformats.org/officeDocument/2006/math" xmlns:v="urn:schemas-microsoft-com:vml" xmlns:wp14="http://schemas.microsoft.com/office/word/2010/wordprocessingDrawing" xmlns:wp="http://schemas.openxmlformats.org/drawingml/2006/wordprocessingDrawing" xmlns:w10="urn:schemas-microsoft-com:office:word" xmlns:w="http://schemas.openxmlformats.org/wordprocessingml/2006/main" xmlns:w14="http://schemas.microsoft.com/office/word/2010/wordml" xmlns:w15="http://schemas.microsoft.com/office/word/2012/wordml" xmlns:wpg="http://schemas.microsoft.com/office/word/2010/wordprocessingGroup" xmlns:wpi="http://schemas.microsoft.com/office/word/2010/wordprocessingInk" xmlns:wne="http://schemas.microsoft.com/office/word/2006/wordml" xmlns:wps="http://schemas.microsoft.com/office/word/2010/wordprocessingShape">
   <w:p>
